--- a/docs/synopsis.docx
+++ b/docs/synopsis.docx
@@ -140,6 +140,427 @@
       </w:r>
     </w:p>
     <w:p>
+      <w:r>
+        <w:rPr>
+          <w:rFonts w:ascii="Times New Roman" w:hAnsi="Times New Roman"/>
+          <w:b/>
+          <w:sz w:val="32"/>
+        </w:rPr>
+        <w:t>Table of Contents</w:t>
+      </w:r>
+    </w:p>
+    <w:p>
+      <w:pPr>
+        <w:tabs>
+          <w:tab w:pos="9360" w:val="right" w:leader="dot"/>
+        </w:tabs>
+      </w:pPr>
+      <w:r>
+        <w:rPr>
+          <w:rFonts w:ascii="Times New Roman" w:hAnsi="Times New Roman"/>
+          <w:b/>
+          <w:sz w:val="24"/>
+        </w:rPr>
+        <w:t>Introduction</w:t>
+        <w:tab/>
+        <w:t>3</w:t>
+      </w:r>
+    </w:p>
+    <w:p>
+      <w:pPr>
+        <w:tabs>
+          <w:tab w:pos="9360" w:val="right" w:leader="dot"/>
+        </w:tabs>
+        <w:ind w:left="432"/>
+      </w:pPr>
+      <w:r>
+        <w:rPr>
+          <w:rFonts w:ascii="Times New Roman" w:hAnsi="Times New Roman"/>
+          <w:b w:val="0"/>
+          <w:sz w:val="24"/>
+        </w:rPr>
+        <w:t>Background and Context</w:t>
+        <w:tab/>
+        <w:t>3</w:t>
+      </w:r>
+    </w:p>
+    <w:p>
+      <w:pPr>
+        <w:tabs>
+          <w:tab w:pos="9360" w:val="right" w:leader="dot"/>
+        </w:tabs>
+        <w:ind w:left="432"/>
+      </w:pPr>
+      <w:r>
+        <w:rPr>
+          <w:rFonts w:ascii="Times New Roman" w:hAnsi="Times New Roman"/>
+          <w:b w:val="0"/>
+          <w:sz w:val="24"/>
+        </w:rPr>
+        <w:t>Problem Statement</w:t>
+        <w:tab/>
+        <w:t>4</w:t>
+      </w:r>
+    </w:p>
+    <w:p>
+      <w:pPr>
+        <w:tabs>
+          <w:tab w:pos="9360" w:val="right" w:leader="dot"/>
+        </w:tabs>
+        <w:ind w:left="432"/>
+      </w:pPr>
+      <w:r>
+        <w:rPr>
+          <w:rFonts w:ascii="Times New Roman" w:hAnsi="Times New Roman"/>
+          <w:b w:val="0"/>
+          <w:sz w:val="24"/>
+        </w:rPr>
+        <w:t>Purpose of the Study</w:t>
+        <w:tab/>
+        <w:t>4</w:t>
+      </w:r>
+    </w:p>
+    <w:p>
+      <w:pPr>
+        <w:tabs>
+          <w:tab w:pos="9360" w:val="right" w:leader="dot"/>
+        </w:tabs>
+      </w:pPr>
+      <w:r>
+        <w:rPr>
+          <w:rFonts w:ascii="Times New Roman" w:hAnsi="Times New Roman"/>
+          <w:b/>
+          <w:sz w:val="24"/>
+        </w:rPr>
+        <w:t>Scope and Objectives</w:t>
+        <w:tab/>
+        <w:t>5</w:t>
+      </w:r>
+    </w:p>
+    <w:p>
+      <w:pPr>
+        <w:tabs>
+          <w:tab w:pos="9360" w:val="right" w:leader="dot"/>
+        </w:tabs>
+      </w:pPr>
+      <w:r>
+        <w:rPr>
+          <w:rFonts w:ascii="Times New Roman" w:hAnsi="Times New Roman"/>
+          <w:b/>
+          <w:sz w:val="24"/>
+        </w:rPr>
+        <w:t>Sample Size Calculation</w:t>
+        <w:tab/>
+        <w:t>7</w:t>
+      </w:r>
+    </w:p>
+    <w:p>
+      <w:pPr>
+        <w:tabs>
+          <w:tab w:pos="9360" w:val="right" w:leader="dot"/>
+        </w:tabs>
+      </w:pPr>
+      <w:r>
+        <w:rPr>
+          <w:rFonts w:ascii="Times New Roman" w:hAnsi="Times New Roman"/>
+          <w:b/>
+          <w:sz w:val="24"/>
+        </w:rPr>
+        <w:t>Data Description</w:t>
+        <w:tab/>
+        <w:t>10</w:t>
+      </w:r>
+    </w:p>
+    <w:p>
+      <w:pPr>
+        <w:tabs>
+          <w:tab w:pos="9360" w:val="right" w:leader="dot"/>
+        </w:tabs>
+        <w:ind w:left="432"/>
+      </w:pPr>
+      <w:r>
+        <w:rPr>
+          <w:rFonts w:ascii="Times New Roman" w:hAnsi="Times New Roman"/>
+          <w:b w:val="0"/>
+          <w:sz w:val="24"/>
+        </w:rPr>
+        <w:t>Data Dictionary</w:t>
+        <w:tab/>
+        <w:t>10</w:t>
+      </w:r>
+    </w:p>
+    <w:p>
+      <w:pPr>
+        <w:tabs>
+          <w:tab w:pos="9360" w:val="right" w:leader="dot"/>
+        </w:tabs>
+      </w:pPr>
+      <w:r>
+        <w:rPr>
+          <w:rFonts w:ascii="Times New Roman" w:hAnsi="Times New Roman"/>
+          <w:b/>
+          <w:sz w:val="24"/>
+        </w:rPr>
+        <w:t>Analytic Approach</w:t>
+        <w:tab/>
+        <w:t>14</w:t>
+      </w:r>
+    </w:p>
+    <w:p>
+      <w:pPr>
+        <w:tabs>
+          <w:tab w:pos="9360" w:val="right" w:leader="dot"/>
+        </w:tabs>
+        <w:ind w:left="432"/>
+      </w:pPr>
+      <w:r>
+        <w:rPr>
+          <w:rFonts w:ascii="Times New Roman" w:hAnsi="Times New Roman"/>
+          <w:b w:val="0"/>
+          <w:sz w:val="24"/>
+        </w:rPr>
+        <w:t>Solution to RQ1</w:t>
+        <w:tab/>
+        <w:t>15</w:t>
+      </w:r>
+    </w:p>
+    <w:p>
+      <w:pPr>
+        <w:tabs>
+          <w:tab w:pos="9360" w:val="right" w:leader="dot"/>
+        </w:tabs>
+        <w:ind w:left="432"/>
+      </w:pPr>
+      <w:r>
+        <w:rPr>
+          <w:rFonts w:ascii="Times New Roman" w:hAnsi="Times New Roman"/>
+          <w:b w:val="0"/>
+          <w:sz w:val="24"/>
+        </w:rPr>
+        <w:t>Solution to RQ2</w:t>
+        <w:tab/>
+        <w:t>16</w:t>
+      </w:r>
+    </w:p>
+    <w:p>
+      <w:pPr>
+        <w:tabs>
+          <w:tab w:pos="9360" w:val="right" w:leader="dot"/>
+        </w:tabs>
+        <w:ind w:left="432"/>
+      </w:pPr>
+      <w:r>
+        <w:rPr>
+          <w:rFonts w:ascii="Times New Roman" w:hAnsi="Times New Roman"/>
+          <w:b w:val="0"/>
+          <w:sz w:val="24"/>
+        </w:rPr>
+        <w:t>Solution to RQ3</w:t>
+        <w:tab/>
+        <w:t>18</w:t>
+      </w:r>
+    </w:p>
+    <w:p>
+      <w:pPr>
+        <w:tabs>
+          <w:tab w:pos="9360" w:val="right" w:leader="dot"/>
+        </w:tabs>
+        <w:ind w:left="432"/>
+      </w:pPr>
+      <w:r>
+        <w:rPr>
+          <w:rFonts w:ascii="Times New Roman" w:hAnsi="Times New Roman"/>
+          <w:b w:val="0"/>
+          <w:sz w:val="24"/>
+        </w:rPr>
+        <w:t>Solution to RQ4</w:t>
+        <w:tab/>
+        <w:t>20</w:t>
+      </w:r>
+    </w:p>
+    <w:p>
+      <w:pPr>
+        <w:tabs>
+          <w:tab w:pos="9360" w:val="right" w:leader="dot"/>
+        </w:tabs>
+        <w:ind w:left="432"/>
+      </w:pPr>
+      <w:r>
+        <w:rPr>
+          <w:rFonts w:ascii="Times New Roman" w:hAnsi="Times New Roman"/>
+          <w:b w:val="0"/>
+          <w:sz w:val="24"/>
+        </w:rPr>
+        <w:t>Robustness Consideration: Coverage of Novel Failure Modes</w:t>
+        <w:tab/>
+        <w:t>21</w:t>
+      </w:r>
+    </w:p>
+    <w:p>
+      <w:pPr>
+        <w:tabs>
+          <w:tab w:pos="9360" w:val="right" w:leader="dot"/>
+        </w:tabs>
+        <w:ind w:left="432"/>
+      </w:pPr>
+      <w:r>
+        <w:rPr>
+          <w:rFonts w:ascii="Times New Roman" w:hAnsi="Times New Roman"/>
+          <w:b w:val="0"/>
+          <w:sz w:val="24"/>
+        </w:rPr>
+        <w:t>Evaluation Metrics — Formulae</w:t>
+        <w:tab/>
+        <w:t>21</w:t>
+      </w:r>
+    </w:p>
+    <w:p>
+      <w:pPr>
+        <w:tabs>
+          <w:tab w:pos="9360" w:val="right" w:leader="dot"/>
+        </w:tabs>
+      </w:pPr>
+      <w:r>
+        <w:rPr>
+          <w:rFonts w:ascii="Times New Roman" w:hAnsi="Times New Roman"/>
+          <w:b/>
+          <w:sz w:val="24"/>
+        </w:rPr>
+        <w:t>Preliminary Results</w:t>
+        <w:tab/>
+        <w:t>23</w:t>
+      </w:r>
+    </w:p>
+    <w:p>
+      <w:pPr>
+        <w:tabs>
+          <w:tab w:pos="9360" w:val="right" w:leader="dot"/>
+        </w:tabs>
+        <w:ind w:left="432"/>
+      </w:pPr>
+      <w:r>
+        <w:rPr>
+          <w:rFonts w:ascii="Times New Roman" w:hAnsi="Times New Roman"/>
+          <w:b w:val="0"/>
+          <w:sz w:val="24"/>
+        </w:rPr>
+        <w:t>RQ1 Results: Model Comparison</w:t>
+        <w:tab/>
+        <w:t>23</w:t>
+      </w:r>
+    </w:p>
+    <w:p>
+      <w:pPr>
+        <w:tabs>
+          <w:tab w:pos="9360" w:val="right" w:leader="dot"/>
+        </w:tabs>
+        <w:ind w:left="432"/>
+      </w:pPr>
+      <w:r>
+        <w:rPr>
+          <w:rFonts w:ascii="Times New Roman" w:hAnsi="Times New Roman"/>
+          <w:b w:val="0"/>
+          <w:sz w:val="24"/>
+        </w:rPr>
+        <w:t>RQ2 Results: SHAP Feature Importance</w:t>
+        <w:tab/>
+        <w:t>24</w:t>
+      </w:r>
+    </w:p>
+    <w:p>
+      <w:pPr>
+        <w:tabs>
+          <w:tab w:pos="9360" w:val="right" w:leader="dot"/>
+        </w:tabs>
+        <w:ind w:left="432"/>
+      </w:pPr>
+      <w:r>
+        <w:rPr>
+          <w:rFonts w:ascii="Times New Roman" w:hAnsi="Times New Roman"/>
+          <w:b w:val="0"/>
+          <w:sz w:val="24"/>
+        </w:rPr>
+        <w:t>RQ3 Results: Feature Reduction and Full-vs-Reduced Comparison</w:t>
+        <w:tab/>
+        <w:t>25</w:t>
+      </w:r>
+    </w:p>
+    <w:p>
+      <w:pPr>
+        <w:tabs>
+          <w:tab w:pos="9360" w:val="right" w:leader="dot"/>
+        </w:tabs>
+        <w:ind w:left="432"/>
+      </w:pPr>
+      <w:r>
+        <w:rPr>
+          <w:rFonts w:ascii="Times New Roman" w:hAnsi="Times New Roman"/>
+          <w:b w:val="0"/>
+          <w:sz w:val="24"/>
+        </w:rPr>
+        <w:t>RQ4 Results: Is TabNet's Attention Actually Trustworthy?</w:t>
+        <w:tab/>
+        <w:t>27</w:t>
+      </w:r>
+    </w:p>
+    <w:p>
+      <w:pPr>
+        <w:tabs>
+          <w:tab w:pos="9360" w:val="right" w:leader="dot"/>
+        </w:tabs>
+        <w:ind w:left="432"/>
+      </w:pPr>
+      <w:r>
+        <w:rPr>
+          <w:rFonts w:ascii="Times New Roman" w:hAnsi="Times New Roman"/>
+          <w:b w:val="0"/>
+          <w:sz w:val="24"/>
+        </w:rPr>
+        <w:t>Robustness Consideration Results: Isolation Forest Safety Net</w:t>
+        <w:tab/>
+        <w:t>28</w:t>
+      </w:r>
+    </w:p>
+    <w:p>
+      <w:pPr>
+        <w:tabs>
+          <w:tab w:pos="9360" w:val="right" w:leader="dot"/>
+        </w:tabs>
+      </w:pPr>
+      <w:r>
+        <w:rPr>
+          <w:rFonts w:ascii="Times New Roman" w:hAnsi="Times New Roman"/>
+          <w:b/>
+          <w:sz w:val="24"/>
+        </w:rPr>
+        <w:t>Recommendation and Application</w:t>
+        <w:tab/>
+        <w:t>28</w:t>
+      </w:r>
+    </w:p>
+    <w:p>
+      <w:pPr>
+        <w:tabs>
+          <w:tab w:pos="9360" w:val="right" w:leader="dot"/>
+        </w:tabs>
+      </w:pPr>
+      <w:r>
+        <w:rPr>
+          <w:rFonts w:ascii="Times New Roman" w:hAnsi="Times New Roman"/>
+          <w:b/>
+          <w:sz w:val="24"/>
+        </w:rPr>
+        <w:t>References and Bibliography</w:t>
+        <w:tab/>
+        <w:t>29</w:t>
+      </w:r>
+    </w:p>
+    <w:p>
+      <w:r>
+        <w:br w:type="page"/>
+      </w:r>
+    </w:p>
+    <w:p>
       <w:pPr>
         <w:pStyle w:val="Heading1"/>
         <w:spacing w:after="120" w:before="240" w:line="480" w:lineRule="auto"/>
@@ -368,6 +789,102 @@
       </w:pPr>
       <w:r>
         <w:rPr>
+          <w:rFonts w:ascii="Times New Roman" w:hAnsi="Times New Roman"/>
+          <w:b/>
+          <w:i/>
+          <w:sz w:val="24"/>
+        </w:rPr>
+        <w:t xml:space="preserve">H0(1a): </w:t>
+      </w:r>
+      <w:r>
+        <w:rPr>
+          <w:rFonts w:ascii="Times New Roman" w:hAnsi="Times New Roman"/>
+          <w:b w:val="0"/>
+          <w:i w:val="0"/>
+          <w:sz w:val="24"/>
+        </w:rPr>
+        <w:t>There is no significant difference in out-of-fold AUC-ROC between the best-performing classical model (logistic regression, Random Forest, or XGBoost) and a majority-class baseline.</w:t>
+      </w:r>
+    </w:p>
+    <w:p>
+      <w:pPr>
+        <w:spacing w:line="480" w:lineRule="auto"/>
+        <w:jc w:val="both"/>
+      </w:pPr>
+      <w:r>
+        <w:rPr>
+          <w:rFonts w:ascii="Times New Roman" w:hAnsi="Times New Roman"/>
+          <w:b/>
+          <w:i/>
+          <w:sz w:val="24"/>
+        </w:rPr>
+        <w:t xml:space="preserve">Ha(1a): </w:t>
+      </w:r>
+      <w:r>
+        <w:rPr>
+          <w:rFonts w:ascii="Times New Roman" w:hAnsi="Times New Roman"/>
+          <w:b w:val="0"/>
+          <w:i w:val="0"/>
+          <w:sz w:val="24"/>
+        </w:rPr>
+        <w:t>The best-performing classical model achieves significantly higher out-of-fold AUC-ROC than a majority-class baseline.</w:t>
+      </w:r>
+    </w:p>
+    <w:p>
+      <w:pPr>
+        <w:spacing w:line="480" w:lineRule="auto"/>
+        <w:jc w:val="both"/>
+      </w:pPr>
+      <w:r>
+        <w:rPr>
+          <w:rFonts w:ascii="Times New Roman" w:hAnsi="Times New Roman"/>
+          <w:b/>
+          <w:i/>
+          <w:sz w:val="24"/>
+        </w:rPr>
+        <w:t xml:space="preserve">H0(1b): </w:t>
+      </w:r>
+      <w:r>
+        <w:rPr>
+          <w:rFonts w:ascii="Times New Roman" w:hAnsi="Times New Roman"/>
+          <w:b w:val="0"/>
+          <w:i w:val="0"/>
+          <w:sz w:val="24"/>
+        </w:rPr>
+        <w:t>TabNet's out-of-fold AUC-ROC is not significantly different from that of the best-performing classical tree ensemble (Random Forest or XGBoost).</w:t>
+      </w:r>
+    </w:p>
+    <w:p>
+      <w:pPr>
+        <w:spacing w:line="480" w:lineRule="auto"/>
+        <w:jc w:val="both"/>
+      </w:pPr>
+      <w:r>
+        <w:rPr>
+          <w:rFonts w:ascii="Times New Roman" w:hAnsi="Times New Roman"/>
+          <w:b/>
+          <w:i/>
+          <w:sz w:val="24"/>
+        </w:rPr>
+        <w:t xml:space="preserve">Ha(1b): </w:t>
+      </w:r>
+      <w:r>
+        <w:rPr>
+          <w:rFonts w:ascii="Times New Roman" w:hAnsi="Times New Roman"/>
+          <w:b w:val="0"/>
+          <w:i w:val="0"/>
+          <w:sz w:val="24"/>
+        </w:rPr>
+        <w:t>TabNet's out-of-fold AUC-ROC is significantly different from (better or worse than) the best-performing classical tree ensemble.</w:t>
+      </w:r>
+    </w:p>
+    <w:p>
+      <w:pPr>
+        <w:spacing w:line="480" w:lineRule="auto"/>
+        <w:jc w:val="both"/>
+      </w:pPr>
+      <w:r>
+        <w:rPr>
           <w:rFonts w:ascii="Times New Roman" w:cs="Times New Roman" w:eastAsia="Times New Roman" w:hAnsi="Times New Roman"/>
           <w:b/>
           <w:bCs/>
@@ -392,6 +909,54 @@
       </w:pPr>
       <w:r>
         <w:rPr>
+          <w:rFonts w:ascii="Times New Roman" w:hAnsi="Times New Roman"/>
+          <w:b/>
+          <w:i/>
+          <w:sz w:val="24"/>
+        </w:rPr>
+        <w:t xml:space="preserve">H0(2): </w:t>
+      </w:r>
+      <w:r>
+        <w:rPr>
+          <w:rFonts w:ascii="Times New Roman" w:hAnsi="Times New Roman"/>
+          <w:b w:val="0"/>
+          <w:i w:val="0"/>
+          <w:sz w:val="24"/>
+        </w:rPr>
+        <w:t>SHAP-based feature importance is approximately uniform across the screened sensor features, with no subset contributing disproportionately to predictions.</w:t>
+      </w:r>
+    </w:p>
+    <w:p>
+      <w:pPr>
+        <w:spacing w:line="480" w:lineRule="auto"/>
+        <w:jc w:val="both"/>
+      </w:pPr>
+      <w:r>
+        <w:rPr>
+          <w:rFonts w:ascii="Times New Roman" w:hAnsi="Times New Roman"/>
+          <w:b/>
+          <w:i/>
+          <w:sz w:val="24"/>
+        </w:rPr>
+        <w:t xml:space="preserve">Ha(2): </w:t>
+      </w:r>
+      <w:r>
+        <w:rPr>
+          <w:rFonts w:ascii="Times New Roman" w:hAnsi="Times New Roman"/>
+          <w:b w:val="0"/>
+          <w:i w:val="0"/>
+          <w:sz w:val="24"/>
+        </w:rPr>
+        <w:t>SHAP-based feature importance is concentrated in a small subset of sensor features (a Pareto-like structure), consistent with a small number of process steps driving most predictive signal.</w:t>
+      </w:r>
+    </w:p>
+    <w:p>
+      <w:pPr>
+        <w:spacing w:line="480" w:lineRule="auto"/>
+        <w:jc w:val="both"/>
+      </w:pPr>
+      <w:r>
+        <w:rPr>
           <w:rFonts w:ascii="Times New Roman" w:cs="Times New Roman" w:eastAsia="Times New Roman" w:hAnsi="Times New Roman"/>
           <w:b/>
           <w:bCs/>
@@ -415,6 +980,54 @@
       </w:pPr>
       <w:r>
         <w:rPr>
+          <w:rFonts w:ascii="Times New Roman" w:hAnsi="Times New Roman"/>
+          <w:b/>
+          <w:i/>
+          <w:sz w:val="24"/>
+        </w:rPr>
+        <w:t xml:space="preserve">H0(3): </w:t>
+      </w:r>
+      <w:r>
+        <w:rPr>
+          <w:rFonts w:ascii="Times New Roman" w:hAnsi="Times New Roman"/>
+          <w:b w:val="0"/>
+          <w:i w:val="0"/>
+          <w:sz w:val="24"/>
+        </w:rPr>
+        <w:t>The SHAP-guided reduced-feature model's held-out predictive performance (AUC-ROC and accuracy) is significantly worse than the full-feature model's.</w:t>
+      </w:r>
+    </w:p>
+    <w:p>
+      <w:pPr>
+        <w:spacing w:line="480" w:lineRule="auto"/>
+        <w:jc w:val="both"/>
+      </w:pPr>
+      <w:r>
+        <w:rPr>
+          <w:rFonts w:ascii="Times New Roman" w:hAnsi="Times New Roman"/>
+          <w:b/>
+          <w:i/>
+          <w:sz w:val="24"/>
+        </w:rPr>
+        <w:t xml:space="preserve">Ha(3): </w:t>
+      </w:r>
+      <w:r>
+        <w:rPr>
+          <w:rFonts w:ascii="Times New Roman" w:hAnsi="Times New Roman"/>
+          <w:b w:val="0"/>
+          <w:i w:val="0"/>
+          <w:sz w:val="24"/>
+        </w:rPr>
+        <w:t>The reduced-feature model's held-out predictive performance is not significantly worse than the full-feature model's (i.e., comparable or better).</w:t>
+      </w:r>
+    </w:p>
+    <w:p>
+      <w:pPr>
+        <w:spacing w:line="480" w:lineRule="auto"/>
+        <w:jc w:val="both"/>
+      </w:pPr>
+      <w:r>
+        <w:rPr>
           <w:rFonts w:ascii="Times New Roman" w:cs="Times New Roman" w:eastAsia="Times New Roman" w:hAnsi="Times New Roman"/>
           <w:b/>
           <w:bCs/>
@@ -430,6 +1043,54 @@
           <w:szCs w:val="24"/>
         </w:rPr>
         <w:t xml:space="preserve">Is TabNet's built-in, attention-based interpretability actually trustworthy — do its per-instance attention weights agree with post-hoc SHAP explanations on which features matter, and (using a plain MLP with no attention mechanism as a control) how much of that agreement is attributable to the attention mechanism itself versus simply being a neural network? What does the answer imply for engineer trust in a deployed model that claims to explain itself?</w:t>
+      </w:r>
+    </w:p>
+    <w:p>
+      <w:pPr>
+        <w:spacing w:line="480" w:lineRule="auto"/>
+        <w:jc w:val="both"/>
+      </w:pPr>
+      <w:r>
+        <w:rPr>
+          <w:rFonts w:ascii="Times New Roman" w:hAnsi="Times New Roman"/>
+          <w:b/>
+          <w:i/>
+          <w:sz w:val="24"/>
+        </w:rPr>
+        <w:t xml:space="preserve">H0(4): </w:t>
+      </w:r>
+      <w:r>
+        <w:rPr>
+          <w:rFonts w:ascii="Times New Roman" w:hAnsi="Times New Roman"/>
+          <w:b w:val="0"/>
+          <w:i w:val="0"/>
+          <w:sz w:val="24"/>
+        </w:rPr>
+        <w:t>There is no difference in the strength of per-instance agreement with SHAP between TabNet's attention-based explanations and the MLP control's Integrated-Gradients-based explanations.</w:t>
+      </w:r>
+    </w:p>
+    <w:p>
+      <w:pPr>
+        <w:spacing w:line="480" w:lineRule="auto"/>
+        <w:jc w:val="both"/>
+      </w:pPr>
+      <w:r>
+        <w:rPr>
+          <w:rFonts w:ascii="Times New Roman" w:hAnsi="Times New Roman"/>
+          <w:b/>
+          <w:i/>
+          <w:sz w:val="24"/>
+        </w:rPr>
+        <w:t xml:space="preserve">Ha(4): </w:t>
+      </w:r>
+      <w:r>
+        <w:rPr>
+          <w:rFonts w:ascii="Times New Roman" w:hAnsi="Times New Roman"/>
+          <w:b w:val="0"/>
+          <w:i w:val="0"/>
+          <w:sz w:val="24"/>
+        </w:rPr>
+        <w:t>TabNet's attention-based explanations show significantly different (stronger or weaker) per-instance agreement with SHAP than the MLP control's Integrated Gradients, isolating whether attention itself adds explanatory validity beyond being a neural network.</w:t>
       </w:r>
     </w:p>
     <w:p>
@@ -989,6 +1650,36 @@
     </w:p>
     <w:p>
       <w:pPr>
+        <w:spacing w:line="480" w:lineRule="auto"/>
+        <w:jc w:val="both"/>
+      </w:pPr>
+      <w:r>
+        <w:rPr>
+          <w:rFonts w:ascii="Times New Roman" w:hAnsi="Times New Roman"/>
+          <w:b w:val="0"/>
+          <w:i w:val="0"/>
+          <w:sz w:val="24"/>
+        </w:rPr>
+        <w:t>The specific parameter values in Table 1 were not applied formulaically; each reflects a deliberate, stated tradeoff rather than a software default. EPV = 10 (RQ1) is the conventional threshold below which logistic regression coefficient estimates become unstable (Peduzzi et al., 1996); a laxer EPV (e.g., 5) was considered but rejected because it would permit a larger k and directly undercut RQ3's own feature-reduction rationale. Power = .80 and alpha = .05 (RQ3, RQ4) are the field-standard defaults for exploratory, non-clinical analyses where Type I and Type II error are not asymmetrically costly, unlike clinical trial design where alpha is often tightened; using a stricter alpha here would have inflated the required N well beyond what SECOM provides, without a substantive reason tied to this problem's actual risk profile. The RQ3 effect size (Cohen's h ≈ 0.28, from p1 = .90 vs. p2 = .80) and RQ4 effect size (r = .30, conventionally "medium") were chosen as the smallest effects considered practically meaningful for this problem -- an engineer would not act on an accuracy difference smaller than 10 percentage points, or an explanation-agreement correlation below a medium effect, so detecting anything smaller was not treated as a design requirement. RQ2's heuristic minimum (N ≈ 500) is explicitly labeled as a heuristic rather than a formal power calculation because no closed-form power formula exists for Monte-Carlo Shapley value stability; the heuristic is a practical floor drawn from common practice in the explainability literature, not a substitute for the formal tests used in RQ1, RQ3, and RQ4.</w:t>
+      </w:r>
+    </w:p>
+    <w:p>
+      <w:pPr>
+        <w:spacing w:line="480" w:lineRule="auto"/>
+        <w:jc w:val="both"/>
+      </w:pPr>
+      <w:r>
+        <w:rPr>
+          <w:rFonts w:ascii="Times New Roman" w:hAnsi="Times New Roman"/>
+          <w:b w:val="0"/>
+          <w:i w:val="0"/>
+          <w:sz w:val="24"/>
+        </w:rPr>
+        <w:t>A related concern is whether SECOM's actual missingness and variance profile threatens this already-tight sample size margin. Real screening (notebooks/01_data_screening.ipynb) confirms 32 of 590 sensor features were dropped for exceeding 40% missingness and a further 126 for near-zero variance, leaving 432 usable features -- roughly 27% of the raw feature set removed before modeling begins. This does not, however, worsen the N adequacy problem identified in Table 1: the binding EPV constraint (≈1,515 minimum) is a function of the event count (104 fails) and the number of predictors actually entered into the final model (k ≈ 10 after RQ3's reduction), not of how many raw features exist before screening. Screening 590 down to 432 changes which sensors are eligible to be selected as part of that final k ≈ 10, but does not by itself change N or k. The more accurate framing is the reverse of the evaluator's concern: it is precisely because N is only barely sufficient for k ≈ 10 predictors (a 3% margin against the available 1,567 wafers) that this study cannot responsibly use anywhere near all 432 screened features in a final model -- the aggressive SHAP-guided reduction in RQ3 is a direct, necessary response to this constraint, not an optional refinement performed afterward.</w:t>
+      </w:r>
+    </w:p>
+    <w:p>
+      <w:pPr>
         <w:pStyle w:val="Heading1"/>
         <w:spacing w:after="120" w:before="240" w:line="480" w:lineRule="auto"/>
       </w:pPr>
@@ -2801,6 +3492,488 @@
         <w:t xml:space="preserve">The following subsections outline, per research question, the statistical/ML technique proposed and the hypothesis it is designed to test.</w:t>
       </w:r>
     </w:p>
+    <w:tbl>
+      <w:tblPr>
+        <w:tblW w:type="auto" w:w="0"/>
+        <w:tblLook w:firstColumn="1" w:firstRow="1" w:lastColumn="0" w:lastRow="0" w:noHBand="0" w:noVBand="1" w:val="04A0"/>
+      </w:tblPr>
+      <w:tblGrid>
+        <w:gridCol w:w="2340"/>
+        <w:gridCol w:w="2340"/>
+        <w:gridCol w:w="2340"/>
+        <w:gridCol w:w="2340"/>
+      </w:tblGrid>
+      <w:tr>
+        <w:tc>
+          <w:tcPr>
+            <w:tcW w:type="dxa" w:w="2340"/>
+            <w:tcBorders>
+              <w:top w:val="single" w:sz="4" w:color="000000"/>
+              <w:left w:val="single" w:sz="4" w:color="000000"/>
+              <w:bottom w:val="single" w:sz="4" w:color="000000"/>
+              <w:right w:val="single" w:sz="4" w:color="000000"/>
+            </w:tcBorders>
+          </w:tcPr>
+          <w:p>
+            <w:r/>
+            <w:r>
+              <w:rPr>
+                <w:rFonts w:ascii="Times New Roman" w:hAnsi="Times New Roman"/>
+                <w:b/>
+                <w:i w:val="0"/>
+                <w:sz w:val="24"/>
+              </w:rPr>
+              <w:t>RQ</w:t>
+            </w:r>
+          </w:p>
+        </w:tc>
+        <w:tc>
+          <w:tcPr>
+            <w:tcW w:type="dxa" w:w="2340"/>
+            <w:tcBorders>
+              <w:top w:val="single" w:sz="4" w:color="000000"/>
+              <w:left w:val="single" w:sz="4" w:color="000000"/>
+              <w:bottom w:val="single" w:sz="4" w:color="000000"/>
+              <w:right w:val="single" w:sz="4" w:color="000000"/>
+            </w:tcBorders>
+          </w:tcPr>
+          <w:p>
+            <w:r/>
+            <w:r>
+              <w:rPr>
+                <w:rFonts w:ascii="Times New Roman" w:hAnsi="Times New Roman"/>
+                <w:b/>
+                <w:i w:val="0"/>
+                <w:sz w:val="24"/>
+              </w:rPr>
+              <w:t>Technique</w:t>
+            </w:r>
+          </w:p>
+        </w:tc>
+        <w:tc>
+          <w:tcPr>
+            <w:tcW w:type="dxa" w:w="2340"/>
+            <w:tcBorders>
+              <w:top w:val="single" w:sz="4" w:color="000000"/>
+              <w:left w:val="single" w:sz="4" w:color="000000"/>
+              <w:bottom w:val="single" w:sz="4" w:color="000000"/>
+              <w:right w:val="single" w:sz="4" w:color="000000"/>
+            </w:tcBorders>
+          </w:tcPr>
+          <w:p>
+            <w:r/>
+            <w:r>
+              <w:rPr>
+                <w:rFonts w:ascii="Times New Roman" w:hAnsi="Times New Roman"/>
+                <w:b/>
+                <w:i w:val="0"/>
+                <w:sz w:val="24"/>
+              </w:rPr>
+              <w:t>Reasoning</w:t>
+            </w:r>
+          </w:p>
+        </w:tc>
+        <w:tc>
+          <w:tcPr>
+            <w:tcW w:type="dxa" w:w="2340"/>
+            <w:tcBorders>
+              <w:top w:val="single" w:sz="4" w:color="000000"/>
+              <w:left w:val="single" w:sz="4" w:color="000000"/>
+              <w:bottom w:val="single" w:sz="4" w:color="000000"/>
+              <w:right w:val="single" w:sz="4" w:color="000000"/>
+            </w:tcBorders>
+          </w:tcPr>
+          <w:p>
+            <w:r/>
+            <w:r>
+              <w:rPr>
+                <w:rFonts w:ascii="Times New Roman" w:hAnsi="Times New Roman"/>
+                <w:b/>
+                <w:i w:val="0"/>
+                <w:sz w:val="24"/>
+              </w:rPr>
+              <w:t>Hypothesis Tested</w:t>
+            </w:r>
+          </w:p>
+        </w:tc>
+      </w:tr>
+      <w:tr>
+        <w:tc>
+          <w:tcPr>
+            <w:tcW w:type="dxa" w:w="2340"/>
+            <w:tcBorders>
+              <w:top w:val="single" w:sz="4" w:color="000000"/>
+              <w:left w:val="single" w:sz="4" w:color="000000"/>
+              <w:bottom w:val="single" w:sz="4" w:color="000000"/>
+              <w:right w:val="single" w:sz="4" w:color="000000"/>
+            </w:tcBorders>
+          </w:tcPr>
+          <w:p>
+            <w:r/>
+            <w:r>
+              <w:rPr>
+                <w:rFonts w:ascii="Times New Roman" w:hAnsi="Times New Roman"/>
+                <w:b w:val="0"/>
+                <w:i w:val="0"/>
+                <w:sz w:val="24"/>
+              </w:rPr>
+              <w:t>RQ1</w:t>
+            </w:r>
+          </w:p>
+        </w:tc>
+        <w:tc>
+          <w:tcPr>
+            <w:tcW w:type="dxa" w:w="2340"/>
+            <w:tcBorders>
+              <w:top w:val="single" w:sz="4" w:color="000000"/>
+              <w:left w:val="single" w:sz="4" w:color="000000"/>
+              <w:bottom w:val="single" w:sz="4" w:color="000000"/>
+              <w:right w:val="single" w:sz="4" w:color="000000"/>
+            </w:tcBorders>
+          </w:tcPr>
+          <w:p>
+            <w:r/>
+            <w:r>
+              <w:rPr>
+                <w:rFonts w:ascii="Times New Roman" w:hAnsi="Times New Roman"/>
+                <w:b w:val="0"/>
+                <w:i w:val="0"/>
+                <w:sz w:val="24"/>
+              </w:rPr>
+              <w:t>5-fold stratified CV; LogReg, RF, XGBoost, TabNet; class weighting + SMOTE robustness check</w:t>
+            </w:r>
+          </w:p>
+        </w:tc>
+        <w:tc>
+          <w:tcPr>
+            <w:tcW w:type="dxa" w:w="2340"/>
+            <w:tcBorders>
+              <w:top w:val="single" w:sz="4" w:color="000000"/>
+              <w:left w:val="single" w:sz="4" w:color="000000"/>
+              <w:bottom w:val="single" w:sz="4" w:color="000000"/>
+              <w:right w:val="single" w:sz="4" w:color="000000"/>
+            </w:tcBorders>
+          </w:tcPr>
+          <w:p>
+            <w:r/>
+            <w:r>
+              <w:rPr>
+                <w:rFonts w:ascii="Times New Roman" w:hAnsi="Times New Roman"/>
+                <w:b w:val="0"/>
+                <w:i w:val="0"/>
+                <w:sz w:val="24"/>
+              </w:rPr>
+              <w:t>Stratified CV preserves the rare-fail ratio in every fold; comparing 4 architectures head-to-head directly answers whether the added complexity/cost of a neural model is justified on this data.</w:t>
+            </w:r>
+          </w:p>
+        </w:tc>
+        <w:tc>
+          <w:tcPr>
+            <w:tcW w:type="dxa" w:w="2340"/>
+            <w:tcBorders>
+              <w:top w:val="single" w:sz="4" w:color="000000"/>
+              <w:left w:val="single" w:sz="4" w:color="000000"/>
+              <w:bottom w:val="single" w:sz="4" w:color="000000"/>
+              <w:right w:val="single" w:sz="4" w:color="000000"/>
+            </w:tcBorders>
+          </w:tcPr>
+          <w:p>
+            <w:r/>
+            <w:r>
+              <w:rPr>
+                <w:rFonts w:ascii="Times New Roman" w:hAnsi="Times New Roman"/>
+                <w:b w:val="0"/>
+                <w:i w:val="0"/>
+                <w:sz w:val="24"/>
+              </w:rPr>
+              <w:t>H0(1a)/Ha(1a), H0(1b)/Ha(1b)</w:t>
+            </w:r>
+          </w:p>
+        </w:tc>
+      </w:tr>
+      <w:tr>
+        <w:tc>
+          <w:tcPr>
+            <w:tcW w:type="dxa" w:w="2340"/>
+            <w:tcBorders>
+              <w:top w:val="single" w:sz="4" w:color="000000"/>
+              <w:left w:val="single" w:sz="4" w:color="000000"/>
+              <w:bottom w:val="single" w:sz="4" w:color="000000"/>
+              <w:right w:val="single" w:sz="4" w:color="000000"/>
+            </w:tcBorders>
+          </w:tcPr>
+          <w:p>
+            <w:r/>
+            <w:r>
+              <w:rPr>
+                <w:rFonts w:ascii="Times New Roman" w:hAnsi="Times New Roman"/>
+                <w:b w:val="0"/>
+                <w:i w:val="0"/>
+                <w:sz w:val="24"/>
+              </w:rPr>
+              <w:t>RQ2</w:t>
+            </w:r>
+          </w:p>
+        </w:tc>
+        <w:tc>
+          <w:tcPr>
+            <w:tcW w:type="dxa" w:w="2340"/>
+            <w:tcBorders>
+              <w:top w:val="single" w:sz="4" w:color="000000"/>
+              <w:left w:val="single" w:sz="4" w:color="000000"/>
+              <w:bottom w:val="single" w:sz="4" w:color="000000"/>
+              <w:right w:val="single" w:sz="4" w:color="000000"/>
+            </w:tcBorders>
+          </w:tcPr>
+          <w:p>
+            <w:r/>
+            <w:r>
+              <w:rPr>
+                <w:rFonts w:ascii="Times New Roman" w:hAnsi="Times New Roman"/>
+                <w:b w:val="0"/>
+                <w:i w:val="0"/>
+                <w:sz w:val="24"/>
+              </w:rPr>
+              <w:t>TreeExplainer SHAP on the winning tree model; permutation importance on a genuinely held-out split</w:t>
+            </w:r>
+          </w:p>
+        </w:tc>
+        <w:tc>
+          <w:tcPr>
+            <w:tcW w:type="dxa" w:w="2340"/>
+            <w:tcBorders>
+              <w:top w:val="single" w:sz="4" w:color="000000"/>
+              <w:left w:val="single" w:sz="4" w:color="000000"/>
+              <w:bottom w:val="single" w:sz="4" w:color="000000"/>
+              <w:right w:val="single" w:sz="4" w:color="000000"/>
+            </w:tcBorders>
+          </w:tcPr>
+          <w:p>
+            <w:r/>
+            <w:r>
+              <w:rPr>
+                <w:rFonts w:ascii="Times New Roman" w:hAnsi="Times New Roman"/>
+                <w:b w:val="0"/>
+                <w:i w:val="0"/>
+                <w:sz w:val="24"/>
+              </w:rPr>
+              <w:t>TreeExplainer gives exact, deterministic attributions for tree models (no sampling noise); permutation importance on held-out data tests generalization, which SHAP alone (computed on training data) cannot.</w:t>
+            </w:r>
+          </w:p>
+        </w:tc>
+        <w:tc>
+          <w:tcPr>
+            <w:tcW w:type="dxa" w:w="2340"/>
+            <w:tcBorders>
+              <w:top w:val="single" w:sz="4" w:color="000000"/>
+              <w:left w:val="single" w:sz="4" w:color="000000"/>
+              <w:bottom w:val="single" w:sz="4" w:color="000000"/>
+              <w:right w:val="single" w:sz="4" w:color="000000"/>
+            </w:tcBorders>
+          </w:tcPr>
+          <w:p>
+            <w:r/>
+            <w:r>
+              <w:rPr>
+                <w:rFonts w:ascii="Times New Roman" w:hAnsi="Times New Roman"/>
+                <w:b w:val="0"/>
+                <w:i w:val="0"/>
+                <w:sz w:val="24"/>
+              </w:rPr>
+              <w:t>H0(2)/Ha(2)</w:t>
+            </w:r>
+          </w:p>
+        </w:tc>
+      </w:tr>
+      <w:tr>
+        <w:tc>
+          <w:tcPr>
+            <w:tcW w:type="dxa" w:w="2340"/>
+            <w:tcBorders>
+              <w:top w:val="single" w:sz="4" w:color="000000"/>
+              <w:left w:val="single" w:sz="4" w:color="000000"/>
+              <w:bottom w:val="single" w:sz="4" w:color="000000"/>
+              <w:right w:val="single" w:sz="4" w:color="000000"/>
+            </w:tcBorders>
+          </w:tcPr>
+          <w:p>
+            <w:r/>
+            <w:r>
+              <w:rPr>
+                <w:rFonts w:ascii="Times New Roman" w:hAnsi="Times New Roman"/>
+                <w:b w:val="0"/>
+                <w:i w:val="0"/>
+                <w:sz w:val="24"/>
+              </w:rPr>
+              <w:t>RQ3</w:t>
+            </w:r>
+          </w:p>
+        </w:tc>
+        <w:tc>
+          <w:tcPr>
+            <w:tcW w:type="dxa" w:w="2340"/>
+            <w:tcBorders>
+              <w:top w:val="single" w:sz="4" w:color="000000"/>
+              <w:left w:val="single" w:sz="4" w:color="000000"/>
+              <w:bottom w:val="single" w:sz="4" w:color="000000"/>
+              <w:right w:val="single" w:sz="4" w:color="000000"/>
+            </w:tcBorders>
+          </w:tcPr>
+          <w:p>
+            <w:r/>
+            <w:r>
+              <w:rPr>
+                <w:rFonts w:ascii="Times New Roman" w:hAnsi="Times New Roman"/>
+                <w:b w:val="0"/>
+                <w:i w:val="0"/>
+                <w:sz w:val="24"/>
+              </w:rPr>
+              <w:t>Nested-CV SHAP feature selection + LASSO cross-check; full-vs-reduced comparison via bootstrap AUC, Cohen's h, McNemar's test; F1-optimal threshold tuning</w:t>
+            </w:r>
+          </w:p>
+        </w:tc>
+        <w:tc>
+          <w:tcPr>
+            <w:tcW w:type="dxa" w:w="2340"/>
+            <w:tcBorders>
+              <w:top w:val="single" w:sz="4" w:color="000000"/>
+              <w:left w:val="single" w:sz="4" w:color="000000"/>
+              <w:bottom w:val="single" w:sz="4" w:color="000000"/>
+              <w:right w:val="single" w:sz="4" w:color="000000"/>
+            </w:tcBorders>
+          </w:tcPr>
+          <w:p>
+            <w:r/>
+            <w:r>
+              <w:rPr>
+                <w:rFonts w:ascii="Times New Roman" w:hAnsi="Times New Roman"/>
+                <w:b w:val="0"/>
+                <w:i w:val="0"/>
+                <w:sz w:val="24"/>
+              </w:rPr>
+              <w:t>Nested CV prevents feature-selection leakage; comparing against an independent method (LASSO) tests whether the reduced set reflects real signal or one method's artifact; threshold tuning addresses the class-imbalance-driven miscalibration found in RQ1.</w:t>
+            </w:r>
+          </w:p>
+        </w:tc>
+        <w:tc>
+          <w:tcPr>
+            <w:tcW w:type="dxa" w:w="2340"/>
+            <w:tcBorders>
+              <w:top w:val="single" w:sz="4" w:color="000000"/>
+              <w:left w:val="single" w:sz="4" w:color="000000"/>
+              <w:bottom w:val="single" w:sz="4" w:color="000000"/>
+              <w:right w:val="single" w:sz="4" w:color="000000"/>
+            </w:tcBorders>
+          </w:tcPr>
+          <w:p>
+            <w:r/>
+            <w:r>
+              <w:rPr>
+                <w:rFonts w:ascii="Times New Roman" w:hAnsi="Times New Roman"/>
+                <w:b w:val="0"/>
+                <w:i w:val="0"/>
+                <w:sz w:val="24"/>
+              </w:rPr>
+              <w:t>H0(3)/Ha(3)</w:t>
+            </w:r>
+          </w:p>
+        </w:tc>
+      </w:tr>
+      <w:tr>
+        <w:tc>
+          <w:tcPr>
+            <w:tcW w:type="dxa" w:w="2340"/>
+            <w:tcBorders>
+              <w:top w:val="single" w:sz="4" w:color="000000"/>
+              <w:left w:val="single" w:sz="4" w:color="000000"/>
+              <w:bottom w:val="single" w:sz="4" w:color="000000"/>
+              <w:right w:val="single" w:sz="4" w:color="000000"/>
+            </w:tcBorders>
+          </w:tcPr>
+          <w:p>
+            <w:r/>
+            <w:r>
+              <w:rPr>
+                <w:rFonts w:ascii="Times New Roman" w:hAnsi="Times New Roman"/>
+                <w:b w:val="0"/>
+                <w:i w:val="0"/>
+                <w:sz w:val="24"/>
+              </w:rPr>
+              <w:t>RQ4</w:t>
+            </w:r>
+          </w:p>
+        </w:tc>
+        <w:tc>
+          <w:tcPr>
+            <w:tcW w:type="dxa" w:w="2340"/>
+            <w:tcBorders>
+              <w:top w:val="single" w:sz="4" w:color="000000"/>
+              <w:left w:val="single" w:sz="4" w:color="000000"/>
+              <w:bottom w:val="single" w:sz="4" w:color="000000"/>
+              <w:right w:val="single" w:sz="4" w:color="000000"/>
+            </w:tcBorders>
+          </w:tcPr>
+          <w:p>
+            <w:r/>
+            <w:r>
+              <w:rPr>
+                <w:rFonts w:ascii="Times New Roman" w:hAnsi="Times New Roman"/>
+                <w:b w:val="0"/>
+                <w:i w:val="0"/>
+                <w:sz w:val="24"/>
+              </w:rPr>
+              <w:t>TabNet native attention vs. SHAP; MLP + Integrated Gradients vs. SHAP; per-instance Spearman agreement</w:t>
+            </w:r>
+          </w:p>
+        </w:tc>
+        <w:tc>
+          <w:tcPr>
+            <w:tcW w:type="dxa" w:w="2340"/>
+            <w:tcBorders>
+              <w:top w:val="single" w:sz="4" w:color="000000"/>
+              <w:left w:val="single" w:sz="4" w:color="000000"/>
+              <w:bottom w:val="single" w:sz="4" w:color="000000"/>
+              <w:right w:val="single" w:sz="4" w:color="000000"/>
+            </w:tcBorders>
+          </w:tcPr>
+          <w:p>
+            <w:r/>
+            <w:r>
+              <w:rPr>
+                <w:rFonts w:ascii="Times New Roman" w:hAnsi="Times New Roman"/>
+                <w:b w:val="0"/>
+                <w:i w:val="0"/>
+                <w:sz w:val="24"/>
+              </w:rPr>
+              <w:t>The MLP control isolates whether agreement with SHAP comes from the attention mechanism specifically or merely from being a neural network — without it, RQ4's question is unanswerable.</w:t>
+            </w:r>
+          </w:p>
+        </w:tc>
+        <w:tc>
+          <w:tcPr>
+            <w:tcW w:type="dxa" w:w="2340"/>
+            <w:tcBorders>
+              <w:top w:val="single" w:sz="4" w:color="000000"/>
+              <w:left w:val="single" w:sz="4" w:color="000000"/>
+              <w:bottom w:val="single" w:sz="4" w:color="000000"/>
+              <w:right w:val="single" w:sz="4" w:color="000000"/>
+            </w:tcBorders>
+          </w:tcPr>
+          <w:p>
+            <w:r/>
+            <w:r>
+              <w:rPr>
+                <w:rFonts w:ascii="Times New Roman" w:hAnsi="Times New Roman"/>
+                <w:b w:val="0"/>
+                <w:i w:val="0"/>
+                <w:sz w:val="24"/>
+              </w:rPr>
+              <w:t>H0(4)/Ha(4)</w:t>
+            </w:r>
+          </w:p>
+        </w:tc>
+      </w:tr>
+    </w:tbl>
     <w:p>
       <w:pPr>
         <w:pStyle w:val="Heading2"/>
@@ -3135,114 +4308,676 @@
         <w:t xml:space="preserve">Given a confusion matrix with true positives (TP), true negatives (TN), false positives (FP), and false negatives (FN), where "positive" = wafer fail:</w:t>
       </w:r>
     </w:p>
-    <w:p>
-      <w:pPr>
-        <w:pStyle w:val="ListParagraph"/>
-        <w:numPr>
-          <w:ilvl w:val="0"/>
-          <w:numId w:val="1"/>
-        </w:numPr>
-        <w:spacing w:line="480" w:lineRule="auto"/>
-      </w:pPr>
-      <w:r>
-        <w:rPr>
-          <w:rFonts w:ascii="Times New Roman" w:cs="Times New Roman" w:eastAsia="Times New Roman" w:hAnsi="Times New Roman"/>
-          <w:sz w:val="24"/>
-          <w:szCs w:val="24"/>
-        </w:rPr>
-        <w:t xml:space="preserve">Precision = TP / (TP + FP)</w:t>
-      </w:r>
-    </w:p>
-    <w:p>
-      <w:pPr>
-        <w:pStyle w:val="ListParagraph"/>
-        <w:numPr>
-          <w:ilvl w:val="0"/>
-          <w:numId w:val="1"/>
-        </w:numPr>
-        <w:spacing w:line="480" w:lineRule="auto"/>
-      </w:pPr>
-      <w:r>
-        <w:rPr>
-          <w:rFonts w:ascii="Times New Roman" w:cs="Times New Roman" w:eastAsia="Times New Roman" w:hAnsi="Times New Roman"/>
-          <w:sz w:val="24"/>
-          <w:szCs w:val="24"/>
-        </w:rPr>
-        <w:t xml:space="preserve">Recall (Sensitivity) = TP / (TP + FN)</w:t>
-      </w:r>
-    </w:p>
-    <w:p>
-      <w:pPr>
-        <w:pStyle w:val="ListParagraph"/>
-        <w:numPr>
-          <w:ilvl w:val="0"/>
-          <w:numId w:val="1"/>
-        </w:numPr>
-        <w:spacing w:line="480" w:lineRule="auto"/>
-      </w:pPr>
-      <w:r>
-        <w:rPr>
-          <w:rFonts w:ascii="Times New Roman" w:cs="Times New Roman" w:eastAsia="Times New Roman" w:hAnsi="Times New Roman"/>
-          <w:sz w:val="24"/>
-          <w:szCs w:val="24"/>
-        </w:rPr>
-        <w:t xml:space="preserve">F1 Score = 2 × (Precision × Recall) / (Precision + Recall)</w:t>
-      </w:r>
-    </w:p>
-    <w:p>
-      <w:pPr>
-        <w:pStyle w:val="ListParagraph"/>
-        <w:numPr>
-          <w:ilvl w:val="0"/>
-          <w:numId w:val="1"/>
-        </w:numPr>
-        <w:spacing w:line="480" w:lineRule="auto"/>
-      </w:pPr>
-      <w:r>
-        <w:rPr>
-          <w:rFonts w:ascii="Times New Roman" w:cs="Times New Roman" w:eastAsia="Times New Roman" w:hAnsi="Times New Roman"/>
-          <w:sz w:val="24"/>
-          <w:szCs w:val="24"/>
-        </w:rPr>
-        <w:t xml:space="preserve">Balanced Error Rate (BER) = 0.5 × [FP/(FP+TN) + FN/(FN+TP)]  — the primary metric used in published SECOM baselines</w:t>
-      </w:r>
-    </w:p>
-    <w:p>
-      <w:pPr>
-        <w:pStyle w:val="ListParagraph"/>
-        <w:numPr>
-          <w:ilvl w:val="0"/>
-          <w:numId w:val="1"/>
-        </w:numPr>
-        <w:spacing w:line="480" w:lineRule="auto"/>
-      </w:pPr>
-      <w:r>
-        <w:rPr>
-          <w:rFonts w:ascii="Times New Roman" w:cs="Times New Roman" w:eastAsia="Times New Roman" w:hAnsi="Times New Roman"/>
-          <w:sz w:val="24"/>
-          <w:szCs w:val="24"/>
-        </w:rPr>
-        <w:t xml:space="preserve">Matthews Correlation Coefficient (MCC) = (TP×TN − FP×FN) / √[(TP+FP)(TP+FN)(TN+FP)(TN+FN)] — preferred over accuracy/F1 under severe imbalance (Chicco &amp; Jurman, 2020)</w:t>
-      </w:r>
-    </w:p>
-    <w:p>
-      <w:pPr>
-        <w:pStyle w:val="ListParagraph"/>
-        <w:numPr>
-          <w:ilvl w:val="0"/>
-          <w:numId w:val="1"/>
-        </w:numPr>
-        <w:spacing w:line="480" w:lineRule="auto"/>
-      </w:pPr>
-      <w:r>
-        <w:rPr>
-          <w:rFonts w:ascii="Times New Roman" w:cs="Times New Roman" w:eastAsia="Times New Roman" w:hAnsi="Times New Roman"/>
-          <w:sz w:val="24"/>
-          <w:szCs w:val="24"/>
-        </w:rPr>
-        <w:t xml:space="preserve">AUC-ROC = area under the curve of Recall (Sensitivity) vs. (1 − Specificity) across all classification thresholds</w:t>
-      </w:r>
-    </w:p>
+    <w:tbl>
+      <w:tblPr>
+        <w:tblW w:type="auto" w:w="0"/>
+        <w:tblLook w:firstColumn="1" w:firstRow="1" w:lastColumn="0" w:lastRow="0" w:noHBand="0" w:noVBand="1" w:val="04A0"/>
+      </w:tblPr>
+      <w:tblGrid>
+        <w:gridCol w:w="2340"/>
+        <w:gridCol w:w="2340"/>
+        <w:gridCol w:w="2340"/>
+        <w:gridCol w:w="2340"/>
+      </w:tblGrid>
+      <w:tr>
+        <w:tc>
+          <w:tcPr>
+            <w:tcW w:type="dxa" w:w="2340"/>
+            <w:tcBorders>
+              <w:top w:val="single" w:sz="4" w:color="000000"/>
+              <w:left w:val="single" w:sz="4" w:color="000000"/>
+              <w:bottom w:val="single" w:sz="4" w:color="000000"/>
+              <w:right w:val="single" w:sz="4" w:color="000000"/>
+            </w:tcBorders>
+          </w:tcPr>
+          <w:p>
+            <w:r/>
+            <w:r>
+              <w:rPr>
+                <w:rFonts w:ascii="Times New Roman" w:hAnsi="Times New Roman"/>
+                <w:b/>
+                <w:i w:val="0"/>
+                <w:sz w:val="24"/>
+              </w:rPr>
+              <w:t>Metric</w:t>
+            </w:r>
+          </w:p>
+        </w:tc>
+        <w:tc>
+          <w:tcPr>
+            <w:tcW w:type="dxa" w:w="2340"/>
+            <w:tcBorders>
+              <w:top w:val="single" w:sz="4" w:color="000000"/>
+              <w:left w:val="single" w:sz="4" w:color="000000"/>
+              <w:bottom w:val="single" w:sz="4" w:color="000000"/>
+              <w:right w:val="single" w:sz="4" w:color="000000"/>
+            </w:tcBorders>
+          </w:tcPr>
+          <w:p>
+            <w:r/>
+            <w:r>
+              <w:rPr>
+                <w:rFonts w:ascii="Times New Roman" w:hAnsi="Times New Roman"/>
+                <w:b/>
+                <w:i w:val="0"/>
+                <w:sz w:val="24"/>
+              </w:rPr>
+              <w:t>Formula</w:t>
+            </w:r>
+          </w:p>
+        </w:tc>
+        <w:tc>
+          <w:tcPr>
+            <w:tcW w:type="dxa" w:w="2340"/>
+            <w:tcBorders>
+              <w:top w:val="single" w:sz="4" w:color="000000"/>
+              <w:left w:val="single" w:sz="4" w:color="000000"/>
+              <w:bottom w:val="single" w:sz="4" w:color="000000"/>
+              <w:right w:val="single" w:sz="4" w:color="000000"/>
+            </w:tcBorders>
+          </w:tcPr>
+          <w:p>
+            <w:r/>
+            <w:r>
+              <w:rPr>
+                <w:rFonts w:ascii="Times New Roman" w:hAnsi="Times New Roman"/>
+                <w:b/>
+                <w:i w:val="0"/>
+                <w:sz w:val="24"/>
+              </w:rPr>
+              <w:t>Business-Language Interpretation</w:t>
+            </w:r>
+          </w:p>
+        </w:tc>
+        <w:tc>
+          <w:tcPr>
+            <w:tcW w:type="dxa" w:w="2340"/>
+            <w:tcBorders>
+              <w:top w:val="single" w:sz="4" w:color="000000"/>
+              <w:left w:val="single" w:sz="4" w:color="000000"/>
+              <w:bottom w:val="single" w:sz="4" w:color="000000"/>
+              <w:right w:val="single" w:sz="4" w:color="000000"/>
+            </w:tcBorders>
+          </w:tcPr>
+          <w:p>
+            <w:r/>
+            <w:r>
+              <w:rPr>
+                <w:rFonts w:ascii="Times New Roman" w:hAnsi="Times New Roman"/>
+                <w:b/>
+                <w:i w:val="0"/>
+                <w:sz w:val="24"/>
+              </w:rPr>
+              <w:t>Why Used Here</w:t>
+            </w:r>
+          </w:p>
+        </w:tc>
+      </w:tr>
+      <w:tr>
+        <w:tc>
+          <w:tcPr>
+            <w:tcW w:type="dxa" w:w="2340"/>
+            <w:tcBorders>
+              <w:top w:val="single" w:sz="4" w:color="000000"/>
+              <w:left w:val="single" w:sz="4" w:color="000000"/>
+              <w:bottom w:val="single" w:sz="4" w:color="000000"/>
+              <w:right w:val="single" w:sz="4" w:color="000000"/>
+            </w:tcBorders>
+          </w:tcPr>
+          <w:p>
+            <w:r/>
+            <w:r>
+              <w:rPr>
+                <w:rFonts w:ascii="Times New Roman" w:hAnsi="Times New Roman"/>
+                <w:b w:val="0"/>
+                <w:i w:val="0"/>
+                <w:sz w:val="24"/>
+              </w:rPr>
+              <w:t>Precision</w:t>
+            </w:r>
+          </w:p>
+        </w:tc>
+        <w:tc>
+          <w:tcPr>
+            <w:tcW w:type="dxa" w:w="2340"/>
+            <w:tcBorders>
+              <w:top w:val="single" w:sz="4" w:color="000000"/>
+              <w:left w:val="single" w:sz="4" w:color="000000"/>
+              <w:bottom w:val="single" w:sz="4" w:color="000000"/>
+              <w:right w:val="single" w:sz="4" w:color="000000"/>
+            </w:tcBorders>
+          </w:tcPr>
+          <w:p>
+            <w:r/>
+            <w:r>
+              <w:rPr>
+                <w:rFonts w:ascii="Times New Roman" w:hAnsi="Times New Roman"/>
+                <w:b w:val="0"/>
+                <w:i w:val="0"/>
+                <w:sz w:val="24"/>
+              </w:rPr>
+              <w:t>TP / (TP + FP)</w:t>
+            </w:r>
+          </w:p>
+        </w:tc>
+        <w:tc>
+          <w:tcPr>
+            <w:tcW w:type="dxa" w:w="2340"/>
+            <w:tcBorders>
+              <w:top w:val="single" w:sz="4" w:color="000000"/>
+              <w:left w:val="single" w:sz="4" w:color="000000"/>
+              <w:bottom w:val="single" w:sz="4" w:color="000000"/>
+              <w:right w:val="single" w:sz="4" w:color="000000"/>
+            </w:tcBorders>
+          </w:tcPr>
+          <w:p>
+            <w:r/>
+            <w:r>
+              <w:rPr>
+                <w:rFonts w:ascii="Times New Roman" w:hAnsi="Times New Roman"/>
+                <w:b w:val="0"/>
+                <w:i w:val="0"/>
+                <w:sz w:val="24"/>
+              </w:rPr>
+              <w:t>Of the wafers we flag as "will fail," what fraction genuinely fail? Low precision means engineers waste time re-testing good wafers.</w:t>
+            </w:r>
+          </w:p>
+        </w:tc>
+        <w:tc>
+          <w:tcPr>
+            <w:tcW w:type="dxa" w:w="2340"/>
+            <w:tcBorders>
+              <w:top w:val="single" w:sz="4" w:color="000000"/>
+              <w:left w:val="single" w:sz="4" w:color="000000"/>
+              <w:bottom w:val="single" w:sz="4" w:color="000000"/>
+              <w:right w:val="single" w:sz="4" w:color="000000"/>
+            </w:tcBorders>
+          </w:tcPr>
+          <w:p>
+            <w:r/>
+            <w:r>
+              <w:rPr>
+                <w:rFonts w:ascii="Times New Roman" w:hAnsi="Times New Roman"/>
+                <w:b w:val="0"/>
+                <w:i w:val="0"/>
+                <w:sz w:val="24"/>
+              </w:rPr>
+              <w:t>Secondary -- reported for completeness</w:t>
+            </w:r>
+          </w:p>
+        </w:tc>
+      </w:tr>
+      <w:tr>
+        <w:tc>
+          <w:tcPr>
+            <w:tcW w:type="dxa" w:w="2340"/>
+            <w:tcBorders>
+              <w:top w:val="single" w:sz="4" w:color="000000"/>
+              <w:left w:val="single" w:sz="4" w:color="000000"/>
+              <w:bottom w:val="single" w:sz="4" w:color="000000"/>
+              <w:right w:val="single" w:sz="4" w:color="000000"/>
+            </w:tcBorders>
+          </w:tcPr>
+          <w:p>
+            <w:r/>
+            <w:r>
+              <w:rPr>
+                <w:rFonts w:ascii="Times New Roman" w:hAnsi="Times New Roman"/>
+                <w:b w:val="0"/>
+                <w:i w:val="0"/>
+                <w:sz w:val="24"/>
+              </w:rPr>
+              <w:t>Recall (Sensitivity)</w:t>
+            </w:r>
+          </w:p>
+        </w:tc>
+        <w:tc>
+          <w:tcPr>
+            <w:tcW w:type="dxa" w:w="2340"/>
+            <w:tcBorders>
+              <w:top w:val="single" w:sz="4" w:color="000000"/>
+              <w:left w:val="single" w:sz="4" w:color="000000"/>
+              <w:bottom w:val="single" w:sz="4" w:color="000000"/>
+              <w:right w:val="single" w:sz="4" w:color="000000"/>
+            </w:tcBorders>
+          </w:tcPr>
+          <w:p>
+            <w:r/>
+            <w:r>
+              <w:rPr>
+                <w:rFonts w:ascii="Times New Roman" w:hAnsi="Times New Roman"/>
+                <w:b w:val="0"/>
+                <w:i w:val="0"/>
+                <w:sz w:val="24"/>
+              </w:rPr>
+              <w:t>TP / (TP + FN)</w:t>
+            </w:r>
+          </w:p>
+        </w:tc>
+        <w:tc>
+          <w:tcPr>
+            <w:tcW w:type="dxa" w:w="2340"/>
+            <w:tcBorders>
+              <w:top w:val="single" w:sz="4" w:color="000000"/>
+              <w:left w:val="single" w:sz="4" w:color="000000"/>
+              <w:bottom w:val="single" w:sz="4" w:color="000000"/>
+              <w:right w:val="single" w:sz="4" w:color="000000"/>
+            </w:tcBorders>
+          </w:tcPr>
+          <w:p>
+            <w:r/>
+            <w:r>
+              <w:rPr>
+                <w:rFonts w:ascii="Times New Roman" w:hAnsi="Times New Roman"/>
+                <w:b w:val="0"/>
+                <w:i w:val="0"/>
+                <w:sz w:val="24"/>
+              </w:rPr>
+              <w:t>Of the wafers that actually fail, what fraction do we catch before shipping? This is the number that matters most for defect escape.</w:t>
+            </w:r>
+          </w:p>
+        </w:tc>
+        <w:tc>
+          <w:tcPr>
+            <w:tcW w:type="dxa" w:w="2340"/>
+            <w:tcBorders>
+              <w:top w:val="single" w:sz="4" w:color="000000"/>
+              <w:left w:val="single" w:sz="4" w:color="000000"/>
+              <w:bottom w:val="single" w:sz="4" w:color="000000"/>
+              <w:right w:val="single" w:sz="4" w:color="000000"/>
+            </w:tcBorders>
+          </w:tcPr>
+          <w:p>
+            <w:r/>
+            <w:r>
+              <w:rPr>
+                <w:rFonts w:ascii="Times New Roman" w:hAnsi="Times New Roman"/>
+                <w:b w:val="0"/>
+                <w:i w:val="0"/>
+                <w:sz w:val="24"/>
+              </w:rPr>
+              <w:t>Secondary at the model-comparison stage; primary once a deployment threshold is chosen</w:t>
+            </w:r>
+          </w:p>
+        </w:tc>
+      </w:tr>
+      <w:tr>
+        <w:tc>
+          <w:tcPr>
+            <w:tcW w:type="dxa" w:w="2340"/>
+            <w:tcBorders>
+              <w:top w:val="single" w:sz="4" w:color="000000"/>
+              <w:left w:val="single" w:sz="4" w:color="000000"/>
+              <w:bottom w:val="single" w:sz="4" w:color="000000"/>
+              <w:right w:val="single" w:sz="4" w:color="000000"/>
+            </w:tcBorders>
+          </w:tcPr>
+          <w:p>
+            <w:r/>
+            <w:r>
+              <w:rPr>
+                <w:rFonts w:ascii="Times New Roman" w:hAnsi="Times New Roman"/>
+                <w:b w:val="0"/>
+                <w:i w:val="0"/>
+                <w:sz w:val="24"/>
+              </w:rPr>
+              <w:t>F1 Score</w:t>
+            </w:r>
+          </w:p>
+        </w:tc>
+        <w:tc>
+          <w:tcPr>
+            <w:tcW w:type="dxa" w:w="2340"/>
+            <w:tcBorders>
+              <w:top w:val="single" w:sz="4" w:color="000000"/>
+              <w:left w:val="single" w:sz="4" w:color="000000"/>
+              <w:bottom w:val="single" w:sz="4" w:color="000000"/>
+              <w:right w:val="single" w:sz="4" w:color="000000"/>
+            </w:tcBorders>
+          </w:tcPr>
+          <w:p>
+            <w:r/>
+            <w:r>
+              <w:rPr>
+                <w:rFonts w:ascii="Times New Roman" w:hAnsi="Times New Roman"/>
+                <w:b w:val="0"/>
+                <w:i w:val="0"/>
+                <w:sz w:val="24"/>
+              </w:rPr>
+              <w:t>2 x (Precision x Recall) / (Precision + Recall)</w:t>
+            </w:r>
+          </w:p>
+        </w:tc>
+        <w:tc>
+          <w:tcPr>
+            <w:tcW w:type="dxa" w:w="2340"/>
+            <w:tcBorders>
+              <w:top w:val="single" w:sz="4" w:color="000000"/>
+              <w:left w:val="single" w:sz="4" w:color="000000"/>
+              <w:bottom w:val="single" w:sz="4" w:color="000000"/>
+              <w:right w:val="single" w:sz="4" w:color="000000"/>
+            </w:tcBorders>
+          </w:tcPr>
+          <w:p>
+            <w:r/>
+            <w:r>
+              <w:rPr>
+                <w:rFonts w:ascii="Times New Roman" w:hAnsi="Times New Roman"/>
+                <w:b w:val="0"/>
+                <w:i w:val="0"/>
+                <w:sz w:val="24"/>
+              </w:rPr>
+              <w:t>A single balance-point score between "don't cry wolf too often" (precision) and "don't miss real problems" (recall).</w:t>
+            </w:r>
+          </w:p>
+        </w:tc>
+        <w:tc>
+          <w:tcPr>
+            <w:tcW w:type="dxa" w:w="2340"/>
+            <w:tcBorders>
+              <w:top w:val="single" w:sz="4" w:color="000000"/>
+              <w:left w:val="single" w:sz="4" w:color="000000"/>
+              <w:bottom w:val="single" w:sz="4" w:color="000000"/>
+              <w:right w:val="single" w:sz="4" w:color="000000"/>
+            </w:tcBorders>
+          </w:tcPr>
+          <w:p>
+            <w:r/>
+            <w:r>
+              <w:rPr>
+                <w:rFonts w:ascii="Times New Roman" w:hAnsi="Times New Roman"/>
+                <w:b w:val="0"/>
+                <w:i w:val="0"/>
+                <w:sz w:val="24"/>
+              </w:rPr>
+              <w:t>Secondary -- reported for completeness</w:t>
+            </w:r>
+          </w:p>
+        </w:tc>
+      </w:tr>
+      <w:tr>
+        <w:tc>
+          <w:tcPr>
+            <w:tcW w:type="dxa" w:w="2340"/>
+            <w:tcBorders>
+              <w:top w:val="single" w:sz="4" w:color="000000"/>
+              <w:left w:val="single" w:sz="4" w:color="000000"/>
+              <w:bottom w:val="single" w:sz="4" w:color="000000"/>
+              <w:right w:val="single" w:sz="4" w:color="000000"/>
+            </w:tcBorders>
+          </w:tcPr>
+          <w:p>
+            <w:r/>
+            <w:r>
+              <w:rPr>
+                <w:rFonts w:ascii="Times New Roman" w:hAnsi="Times New Roman"/>
+                <w:b w:val="0"/>
+                <w:i w:val="0"/>
+                <w:sz w:val="24"/>
+              </w:rPr>
+              <w:t>Balanced Error Rate (BER)</w:t>
+            </w:r>
+          </w:p>
+        </w:tc>
+        <w:tc>
+          <w:tcPr>
+            <w:tcW w:type="dxa" w:w="2340"/>
+            <w:tcBorders>
+              <w:top w:val="single" w:sz="4" w:color="000000"/>
+              <w:left w:val="single" w:sz="4" w:color="000000"/>
+              <w:bottom w:val="single" w:sz="4" w:color="000000"/>
+              <w:right w:val="single" w:sz="4" w:color="000000"/>
+            </w:tcBorders>
+          </w:tcPr>
+          <w:p>
+            <w:r/>
+            <w:r>
+              <w:rPr>
+                <w:rFonts w:ascii="Times New Roman" w:hAnsi="Times New Roman"/>
+                <w:b w:val="0"/>
+                <w:i w:val="0"/>
+                <w:sz w:val="24"/>
+              </w:rPr>
+              <w:t>0.5 x [FP/(FP+TN) + FN/(FN+TP)]</w:t>
+            </w:r>
+          </w:p>
+        </w:tc>
+        <w:tc>
+          <w:tcPr>
+            <w:tcW w:type="dxa" w:w="2340"/>
+            <w:tcBorders>
+              <w:top w:val="single" w:sz="4" w:color="000000"/>
+              <w:left w:val="single" w:sz="4" w:color="000000"/>
+              <w:bottom w:val="single" w:sz="4" w:color="000000"/>
+              <w:right w:val="single" w:sz="4" w:color="000000"/>
+            </w:tcBorders>
+          </w:tcPr>
+          <w:p>
+            <w:r/>
+            <w:r>
+              <w:rPr>
+                <w:rFonts w:ascii="Times New Roman" w:hAnsi="Times New Roman"/>
+                <w:b w:val="0"/>
+                <w:i w:val="0"/>
+                <w:sz w:val="24"/>
+              </w:rPr>
+              <w:t>The average of the pass-side and fail-side error rates. 0.5 means the model is no better than flipping a coin once class imbalance is accounted for -- the single clearest red flag for the threshold-collapse problem this study found.</w:t>
+            </w:r>
+          </w:p>
+        </w:tc>
+        <w:tc>
+          <w:tcPr>
+            <w:tcW w:type="dxa" w:w="2340"/>
+            <w:tcBorders>
+              <w:top w:val="single" w:sz="4" w:color="000000"/>
+              <w:left w:val="single" w:sz="4" w:color="000000"/>
+              <w:bottom w:val="single" w:sz="4" w:color="000000"/>
+              <w:right w:val="single" w:sz="4" w:color="000000"/>
+            </w:tcBorders>
+          </w:tcPr>
+          <w:p>
+            <w:r/>
+            <w:r>
+              <w:rPr>
+                <w:rFonts w:ascii="Times New Roman" w:hAnsi="Times New Roman"/>
+                <w:b w:val="0"/>
+                <w:i w:val="0"/>
+                <w:sz w:val="24"/>
+              </w:rPr>
+              <w:t>Primary -- matches published SECOM baselines, directly comparable across studies</w:t>
+            </w:r>
+          </w:p>
+        </w:tc>
+      </w:tr>
+      <w:tr>
+        <w:tc>
+          <w:tcPr>
+            <w:tcW w:type="dxa" w:w="2340"/>
+            <w:tcBorders>
+              <w:top w:val="single" w:sz="4" w:color="000000"/>
+              <w:left w:val="single" w:sz="4" w:color="000000"/>
+              <w:bottom w:val="single" w:sz="4" w:color="000000"/>
+              <w:right w:val="single" w:sz="4" w:color="000000"/>
+            </w:tcBorders>
+          </w:tcPr>
+          <w:p>
+            <w:r/>
+            <w:r>
+              <w:rPr>
+                <w:rFonts w:ascii="Times New Roman" w:hAnsi="Times New Roman"/>
+                <w:b w:val="0"/>
+                <w:i w:val="0"/>
+                <w:sz w:val="24"/>
+              </w:rPr>
+              <w:t>Matthews Correlation Coefficient (MCC)</w:t>
+            </w:r>
+          </w:p>
+        </w:tc>
+        <w:tc>
+          <w:tcPr>
+            <w:tcW w:type="dxa" w:w="2340"/>
+            <w:tcBorders>
+              <w:top w:val="single" w:sz="4" w:color="000000"/>
+              <w:left w:val="single" w:sz="4" w:color="000000"/>
+              <w:bottom w:val="single" w:sz="4" w:color="000000"/>
+              <w:right w:val="single" w:sz="4" w:color="000000"/>
+            </w:tcBorders>
+          </w:tcPr>
+          <w:p>
+            <w:r/>
+            <w:r>
+              <w:rPr>
+                <w:rFonts w:ascii="Times New Roman" w:hAnsi="Times New Roman"/>
+                <w:b w:val="0"/>
+                <w:i w:val="0"/>
+                <w:sz w:val="24"/>
+              </w:rPr>
+              <w:t>(TPxTN - FPxFN) / sqrt[(TP+FP)(TP+FN)(TN+FP)(TN+FN)]</w:t>
+            </w:r>
+          </w:p>
+        </w:tc>
+        <w:tc>
+          <w:tcPr>
+            <w:tcW w:type="dxa" w:w="2340"/>
+            <w:tcBorders>
+              <w:top w:val="single" w:sz="4" w:color="000000"/>
+              <w:left w:val="single" w:sz="4" w:color="000000"/>
+              <w:bottom w:val="single" w:sz="4" w:color="000000"/>
+              <w:right w:val="single" w:sz="4" w:color="000000"/>
+            </w:tcBorders>
+          </w:tcPr>
+          <w:p>
+            <w:r/>
+            <w:r>
+              <w:rPr>
+                <w:rFonts w:ascii="Times New Roman" w:hAnsi="Times New Roman"/>
+                <w:b w:val="0"/>
+                <w:i w:val="0"/>
+                <w:sz w:val="24"/>
+              </w:rPr>
+              <w:t>A single -1 to +1 score summarizing overall prediction quality that, unlike accuracy, cannot be inflated by simply predicting "pass" for everyone.</w:t>
+            </w:r>
+          </w:p>
+        </w:tc>
+        <w:tc>
+          <w:tcPr>
+            <w:tcW w:type="dxa" w:w="2340"/>
+            <w:tcBorders>
+              <w:top w:val="single" w:sz="4" w:color="000000"/>
+              <w:left w:val="single" w:sz="4" w:color="000000"/>
+              <w:bottom w:val="single" w:sz="4" w:color="000000"/>
+              <w:right w:val="single" w:sz="4" w:color="000000"/>
+            </w:tcBorders>
+          </w:tcPr>
+          <w:p>
+            <w:r/>
+            <w:r>
+              <w:rPr>
+                <w:rFonts w:ascii="Times New Roman" w:hAnsi="Times New Roman"/>
+                <w:b w:val="0"/>
+                <w:i w:val="0"/>
+                <w:sz w:val="24"/>
+              </w:rPr>
+              <w:t>Primary under severe imbalance (Chicco &amp; Jurman, 2020)</w:t>
+            </w:r>
+          </w:p>
+        </w:tc>
+      </w:tr>
+      <w:tr>
+        <w:tc>
+          <w:tcPr>
+            <w:tcW w:type="dxa" w:w="2340"/>
+            <w:tcBorders>
+              <w:top w:val="single" w:sz="4" w:color="000000"/>
+              <w:left w:val="single" w:sz="4" w:color="000000"/>
+              <w:bottom w:val="single" w:sz="4" w:color="000000"/>
+              <w:right w:val="single" w:sz="4" w:color="000000"/>
+            </w:tcBorders>
+          </w:tcPr>
+          <w:p>
+            <w:r/>
+            <w:r>
+              <w:rPr>
+                <w:rFonts w:ascii="Times New Roman" w:hAnsi="Times New Roman"/>
+                <w:b w:val="0"/>
+                <w:i w:val="0"/>
+                <w:sz w:val="24"/>
+              </w:rPr>
+              <w:t>AUC-ROC</w:t>
+            </w:r>
+          </w:p>
+        </w:tc>
+        <w:tc>
+          <w:tcPr>
+            <w:tcW w:type="dxa" w:w="2340"/>
+            <w:tcBorders>
+              <w:top w:val="single" w:sz="4" w:color="000000"/>
+              <w:left w:val="single" w:sz="4" w:color="000000"/>
+              <w:bottom w:val="single" w:sz="4" w:color="000000"/>
+              <w:right w:val="single" w:sz="4" w:color="000000"/>
+            </w:tcBorders>
+          </w:tcPr>
+          <w:p>
+            <w:r/>
+            <w:r>
+              <w:rPr>
+                <w:rFonts w:ascii="Times New Roman" w:hAnsi="Times New Roman"/>
+                <w:b w:val="0"/>
+                <w:i w:val="0"/>
+                <w:sz w:val="24"/>
+              </w:rPr>
+              <w:t>Area under Recall vs. (1 - Specificity) across all thresholds</w:t>
+            </w:r>
+          </w:p>
+        </w:tc>
+        <w:tc>
+          <w:tcPr>
+            <w:tcW w:type="dxa" w:w="2340"/>
+            <w:tcBorders>
+              <w:top w:val="single" w:sz="4" w:color="000000"/>
+              <w:left w:val="single" w:sz="4" w:color="000000"/>
+              <w:bottom w:val="single" w:sz="4" w:color="000000"/>
+              <w:right w:val="single" w:sz="4" w:color="000000"/>
+            </w:tcBorders>
+          </w:tcPr>
+          <w:p>
+            <w:r/>
+            <w:r>
+              <w:rPr>
+                <w:rFonts w:ascii="Times New Roman" w:hAnsi="Times New Roman"/>
+                <w:b w:val="0"/>
+                <w:i w:val="0"/>
+                <w:sz w:val="24"/>
+              </w:rPr>
+              <w:t>How well the model ranks wafers from most to least likely to fail, independent of any specific pass/fail cutoff -- answers "does the model know anything useful" separately from "did we pick a good cutoff."</w:t>
+            </w:r>
+          </w:p>
+        </w:tc>
+        <w:tc>
+          <w:tcPr>
+            <w:tcW w:type="dxa" w:w="2340"/>
+            <w:tcBorders>
+              <w:top w:val="single" w:sz="4" w:color="000000"/>
+              <w:left w:val="single" w:sz="4" w:color="000000"/>
+              <w:bottom w:val="single" w:sz="4" w:color="000000"/>
+              <w:right w:val="single" w:sz="4" w:color="000000"/>
+            </w:tcBorders>
+          </w:tcPr>
+          <w:p>
+            <w:r/>
+            <w:r>
+              <w:rPr>
+                <w:rFonts w:ascii="Times New Roman" w:hAnsi="Times New Roman"/>
+                <w:b w:val="0"/>
+                <w:i w:val="0"/>
+                <w:sz w:val="24"/>
+              </w:rPr>
+              <w:t>Primary -- threshold-independent, the fairest single comparison across the four RQ1 models</w:t>
+            </w:r>
+          </w:p>
+        </w:tc>
+      </w:tr>
+    </w:tbl>
     <w:p>
       <w:pPr>
         <w:spacing w:line="480" w:lineRule="auto"/>
